--- a/reports/학부생_주간활동보고서_3주차_함태훈_22212334_261008.docx
+++ b/reports/학부생_주간활동보고서_3주차_함태훈_22212334_261008.docx
@@ -1068,7 +1068,7 @@
               <w:rPr>
                 <w:sz w:val="16"/>
               </w:rPr>
-              <w:t>그림 1장(8단계, Isaac Sim 경로 점선). 체크리스트 제안 8항목 전달, 초안 수령 후 점검 예정.</w:t>
+              <w:t>그림 1장(8단계). 대응표 전달→박종진 체크리스트 v0.1로 내 URDF·MJCF 36항목 점검(스크립트): OK 30·NG 1(armature, BOM 대기)·N-A 5. 피드백 4건 회신.</w:t>
             </w:r>
           </w:p>
         </w:tc>
@@ -1098,7 +1098,7 @@
               <w:rPr>
                 <w:sz w:val="16"/>
               </w:rPr>
-              <w:t>80 %</w:t>
+              <w:t>100 %</w:t>
             </w:r>
           </w:p>
         </w:tc>
@@ -1128,7 +1128,7 @@
                 <w:rFonts w:hint="eastAsia"/>
                 <w:sz w:val="16"/>
               </w:rPr>
-              <w:t>docs/pipeline_cad_urdf_mjcf.png, notes/07 §5 · week03</w:t>
+              <w:t>docs/pipeline_cad_urdf_mjcf.png, notes/07 §6 · week03</w:t>
             </w:r>
             <w:proofErr w:type="spellStart"/>
             <w:proofErr w:type="spellEnd"/>

--- a/reports/학부생_주간활동보고서_3주차_함태훈_22212334_261008.docx
+++ b/reports/학부생_주간활동보고서_3주차_함태훈_22212334_261008.docx
@@ -238,9 +238,16 @@
                 <w:rFonts w:hint="eastAsia"/>
                 <w:sz w:val="16"/>
               </w:rPr>
-              <w:t>제 3 주차</w:t>
+              <w:t>제 3</w:t>
             </w:r>
             <w:proofErr w:type="gramEnd"/>
+            <w:r>
+              <w:rPr>
+                <w:rFonts w:hint="eastAsia"/>
+                <w:sz w:val="16"/>
+              </w:rPr>
+              <w:t xml:space="preserve"> 주차</w:t>
+            </w:r>
           </w:p>
         </w:tc>
       </w:tr>
@@ -664,7 +671,21 @@
               <w:rPr>
                 <w:sz w:val="16"/>
               </w:rPr>
-              <w:t>MJCF 심화: URDF→MJCF 변환, default class·include 정리</w:t>
+              <w:t xml:space="preserve">MJCF 심화: URDF→MJCF 변환, </w:t>
+            </w:r>
+            <w:proofErr w:type="spellStart"/>
+            <w:r>
+              <w:rPr>
+                <w:sz w:val="16"/>
+              </w:rPr>
+              <w:t>default·include</w:t>
+            </w:r>
+            <w:proofErr w:type="spellEnd"/>
+            <w:r>
+              <w:rPr>
+                <w:sz w:val="16"/>
+              </w:rPr>
+              <w:t xml:space="preserve"> 정리</w:t>
             </w:r>
           </w:p>
         </w:tc>
@@ -688,12 +709,16 @@
           <w:p>
             <w:pPr>
               <w:spacing w:before="10" w:after="10"/>
-            </w:pPr>
-            <w:r>
-              <w:rPr>
-                <w:sz w:val="16"/>
-              </w:rPr>
-              <w:t>변환 시 베이스 링크·visual 소실(fusestatic·discardvisual 기본 true), effort→actuatorfrcrange, &lt;transmission&gt; 무시 확인. v2: default class+scene.xml include, position 액추에이터·센서(v1과 자유낙하 차이 0). mjSpec attach로 팔 2개+임시 베이스(49.7 kg).</w:t>
+              <w:rPr>
+                <w:spacing w:val="-20"/>
+              </w:rPr>
+            </w:pPr>
+            <w:r>
+              <w:rPr>
+                <w:spacing w:val="-20"/>
+                <w:sz w:val="16"/>
+              </w:rPr>
+              <w:t>변환본에서 베이스·visual 소실, effort→actuatorfrcrange 확인. v2: default class + scene include, 액추에이터·센서 추가. mjSpec attach로 팔 2개+베이스.</w:t>
             </w:r>
           </w:p>
         </w:tc>
@@ -753,10 +778,24 @@
                 <w:rFonts w:hint="eastAsia"/>
                 <w:sz w:val="16"/>
               </w:rPr>
-              <w:t>sim/mjcf/two_link_arm_v2·scene·arm_on_base.xml, notes/07 · week03</w:t>
+              <w:t>sim/</w:t>
             </w:r>
             <w:proofErr w:type="spellStart"/>
+            <w:r>
+              <w:rPr>
+                <w:rFonts w:hint="eastAsia"/>
+                <w:sz w:val="16"/>
+              </w:rPr>
+              <w:t>mjcf</w:t>
+            </w:r>
             <w:proofErr w:type="spellEnd"/>
+            <w:r>
+              <w:rPr>
+                <w:rFonts w:hint="eastAsia"/>
+                <w:sz w:val="16"/>
+              </w:rPr>
+              <w:t>/two_link_arm_v2·scene.xml · week03</w:t>
+            </w:r>
           </w:p>
         </w:tc>
       </w:tr>
@@ -813,12 +852,16 @@
           <w:p>
             <w:pPr>
               <w:spacing w:before="10" w:after="10"/>
-            </w:pPr>
-            <w:r>
-              <w:rPr>
-                <w:sz w:val="16"/>
-              </w:rPr>
-              <w:t>어깨 0→0.5 rad 계단 9조건(kp 20/50/200, kv 0/5/14, armature 0/0.01/0.1). kv=14(≈임계감쇠 13.9) 오버슈트 0 %·정착 0.21 s, armature 0.1에서 오버슈트 24→31 %, kp≥50은 ±25 N·m 포화.</w:t>
+              <w:rPr>
+                <w:spacing w:val="-20"/>
+              </w:rPr>
+            </w:pPr>
+            <w:r>
+              <w:rPr>
+                <w:spacing w:val="-20"/>
+                <w:sz w:val="16"/>
+              </w:rPr>
+              <w:t>어깨 0→0.5 rad 계단 9조건. kv=14(≈임계감쇠 13.9) 오버슈트 0 %·정착 0.21 s, armature 0.1에서 24→31 %.</w:t>
             </w:r>
           </w:p>
         </w:tc>
@@ -878,10 +921,8 @@
                 <w:rFonts w:hint="eastAsia"/>
                 <w:sz w:val="16"/>
               </w:rPr>
-              <w:t>sim/scripts/step_response.py, week03_step_*.png, notes/06 · week03</w:t>
-            </w:r>
-            <w:proofErr w:type="spellStart"/>
-            <w:proofErr w:type="spellEnd"/>
+              <w:t>sim/scripts/step_response.py, 그래프 3장 · week03</w:t>
+            </w:r>
           </w:p>
         </w:tc>
       </w:tr>
@@ -914,7 +955,7 @@
               <w:rPr>
                 <w:sz w:val="16"/>
               </w:rPr>
-              <w:t>URDF↔MJCF 속성 대응표 (actuator·armature·damping 포함) (개별)</w:t>
+              <w:t>URDF↔MJCF 속성 대응표 (개별)</w:t>
             </w:r>
           </w:p>
         </w:tc>
@@ -938,12 +979,16 @@
           <w:p>
             <w:pPr>
               <w:spacing w:before="10" w:after="10"/>
-            </w:pPr>
-            <w:r>
-              <w:rPr>
-                <w:sz w:val="16"/>
-              </w:rPr>
-              <w:t>구조·링크·관절 표 + URDF에 없는 항목(actuator·armature·frictionloss·sensor·충돌 필터). 로딩 옵션 실험(fusestatic body 3↔4, discardvisual geom 2↔5, floating nq 2→9) 첨부.</w:t>
+              <w:rPr>
+                <w:spacing w:val="-20"/>
+              </w:rPr>
+            </w:pPr>
+            <w:r>
+              <w:rPr>
+                <w:spacing w:val="-20"/>
+                <w:sz w:val="16"/>
+              </w:rPr>
+              <w:t>구조·링크·관절 표 + URDF에 없는 항목(actuator·armature·frictionloss·sensor). 로딩 옵션 실험값 첨부.</w:t>
             </w:r>
           </w:p>
         </w:tc>
@@ -1003,10 +1048,8 @@
                 <w:rFonts w:hint="eastAsia"/>
                 <w:sz w:val="16"/>
               </w:rPr>
-              <w:t>notes/05_urdf_mjcf_mapping.md, notes/07 · week03</w:t>
-            </w:r>
-            <w:proofErr w:type="spellStart"/>
-            <w:proofErr w:type="spellEnd"/>
+              <w:t>notes/05_urdf_mjcf_mapping.md · week03</w:t>
+            </w:r>
           </w:p>
         </w:tc>
       </w:tr>
@@ -1039,7 +1082,7 @@
               <w:rPr>
                 <w:sz w:val="16"/>
               </w:rPr>
-              <w:t>CAD→URDF→MJCF 파이프라인 그림 + 박종진 체크리스트로 점검 (팀 연계)</w:t>
+              <w:t>파이프라인 그림 + 박종진 체크리스트 점검 (팀 연계)</w:t>
             </w:r>
           </w:p>
         </w:tc>
@@ -1063,12 +1106,16 @@
           <w:p>
             <w:pPr>
               <w:spacing w:before="10" w:after="10"/>
-            </w:pPr>
-            <w:r>
-              <w:rPr>
-                <w:sz w:val="16"/>
-              </w:rPr>
-              <w:t>그림 1장(8단계). 대응표 전달→박종진 체크리스트 v0.1로 내 URDF·MJCF 36항목 점검(스크립트): OK 30·NG 1(armature, BOM 대기)·N-A 5. 피드백 4건 회신.</w:t>
+              <w:rPr>
+                <w:spacing w:val="-20"/>
+              </w:rPr>
+            </w:pPr>
+            <w:r>
+              <w:rPr>
+                <w:spacing w:val="-20"/>
+                <w:sz w:val="16"/>
+              </w:rPr>
+              <w:t>그림 1장. 체크리스트 v0.1로 내 URDF·MJCF 36항목 점검: OK 30·NG 1(armature, BOM 대기)·N-A 5. 상대도 재현 확인.</w:t>
             </w:r>
           </w:p>
         </w:tc>
@@ -1130,8 +1177,6 @@
               </w:rPr>
               <w:t>docs/pipeline_cad_urdf_mjcf.png, notes/07 §6 · week03</w:t>
             </w:r>
-            <w:proofErr w:type="spellStart"/>
-            <w:proofErr w:type="spellEnd"/>
           </w:p>
         </w:tc>
       </w:tr>
@@ -1202,34 +1247,43 @@
           <w:p>
             <w:pPr>
               <w:spacing w:before="10" w:after="10"/>
-            </w:pPr>
-            <w:r>
-              <w:rPr>
-                <w:sz w:val="16"/>
-              </w:rPr>
-              <w:t>① kp = 관절 비틀림 스프링[N·m/rad], kv = 점성 댐퍼[N·m·s/rad], τ = kp(q_t−q) − kv·q̇. ω_n = √(kp/I), kv_c = 2√(kp·I): I = 0.24 kg·m², kp = 200 → 28.9 rad/s, kv_c = 13.9 → kv = 14에서 오버슈트 0 %·정착 0.21 s. 중력보상 없으면 e_ss = τ_g/kp = 2.75/200 = 0.0137 rad. Isaac Sim Drive: stiffness = kp, damping = kv, max_force = forcerange.</w:t>
-            </w:r>
-          </w:p>
-          <w:p>
-            <w:pPr>
-              <w:spacing w:before="10" w:after="10"/>
-            </w:pPr>
-            <w:r>
-              <w:rPr>
-                <w:sz w:val="16"/>
-              </w:rPr>
-              <w:t>② armature = 질량행렬 대각에 더하는 반영 관성 J_rotor·N²(로터가 N배 빨리 돌아 ½J(N·q̇)²). 예 1×10⁻⁴ × 10² = 0.01 kg·m²(G1 값) = 전완 관성 0.03의 30 %. 0.1 추가 시 ω_n 28.9→24.3, 오버슈트 24→31 %, e_ss 불변. 빠뜨리면 kp·kv 튜닝이 실기에서 틀어짐.</w:t>
-            </w:r>
-          </w:p>
-          <w:p>
-            <w:pPr>
-              <w:spacing w:before="10" w:after="10"/>
-            </w:pPr>
-            <w:r>
-              <w:rPr>
-                <w:sz w:val="16"/>
-              </w:rPr>
-              <w:t>③ URDF→MuJoCo: fusestatic·discardvisual 기본 true, effort→actuatorfrcrange, velocity·&lt;transmission&gt; 소실, 삼각부등식 위반 관성은 오류(balanceinertia). kp 50→200은 토크 포화로 상승 0.087→0.066 s뿐 → forcerange는 구동기 정격으로.</w:t>
+              <w:rPr>
+                <w:spacing w:val="-20"/>
+              </w:rPr>
+            </w:pPr>
+            <w:r>
+              <w:rPr>
+                <w:spacing w:val="-20"/>
+                <w:sz w:val="16"/>
+              </w:rPr>
+              <w:t>① kp = 관절 스프링[N·m/rad], kv = 댐퍼[N·m·s/rad], τ = kp(q_t−q) − kv·q̇. ω_n = √(kp/I), kv_c = 2√(kp·I): I = 0.24 kg·m², kp = 200 → 28.9 rad/s, kv_c = 13.9 → kv = 14에서 오버슈트 0 %·정착 0.21 s. 중력보상 없으면 e_ss = τ_g/kp = 2.75/200 = 0.0137 rad. Isaac Drive: stiffness = kp, damping = kv, max_force = forcerange.</w:t>
+            </w:r>
+          </w:p>
+          <w:p>
+            <w:pPr>
+              <w:spacing w:before="10" w:after="10"/>
+              <w:rPr>
+                <w:spacing w:val="-20"/>
+              </w:rPr>
+            </w:pPr>
+            <w:r>
+              <w:rPr>
+                <w:spacing w:val="-20"/>
+                <w:sz w:val="16"/>
+              </w:rPr>
+              <w:t>② armature = 질량행렬 대각에 더하는 반영 관성 J_rotor·N²(로터가 N배 빨리 돌아 ½J(N·q̇)²). 예 1×10⁻⁴ × 10² = 0.01 kg·m²(G1) = 전완 관성 0.03의 30 %. 0.1 추가 시 ω_n 28.9→24.3, 오버슈트 24→31 %. 빠뜨리면 kp·kv 튜닝이 실기에서 틀어짐.</w:t>
+            </w:r>
+          </w:p>
+          <w:p>
+            <w:pPr>
+              <w:spacing w:before="10" w:after="10"/>
+            </w:pPr>
+            <w:r>
+              <w:rPr>
+                <w:spacing w:val="-20"/>
+                <w:sz w:val="16"/>
+              </w:rPr>
+              <w:t>③ URDF→MuJoCo: fusestatic·discardvisual 기본 true, effort→actuatorfrcrange, velocity·transmission 소실. kp 50→200은 ±25 N·m 포화로 상승 0.087→0.066 s뿐.</w:t>
             </w:r>
           </w:p>
         </w:tc>
@@ -1417,7 +1471,7 @@
               <w:rPr>
                 <w:sz w:val="16"/>
               </w:rPr>
-              <w:t>홀로노믹 베이스 MJCF 표현을 ① freejoint+평면 motor(x·y·yaw) ② slide·slide·hinge ③ 바퀴 4개 접촉 중 어느 쪽으로 할지 정해 주시면 반영하겠습니다.</w:t>
+              <w:t>홀로노믹 베이스 MJCF 표현(① freejoint+평면 motor ② slide·slide·hinge ③ 바퀴 접촉) 중 어느 쪽으로 할지 정해 주시면 반영하겠습니다.</w:t>
             </w:r>
           </w:p>
         </w:tc>
@@ -1442,7 +1496,6 @@
             <w:pPr>
               <w:spacing w:before="10" w:after="10"/>
             </w:pPr>
-            <w:r/>
           </w:p>
         </w:tc>
       </w:tr>
@@ -1475,10 +1528,8 @@
               <w:rPr>
                 <w:sz w:val="16"/>
               </w:rPr>
-              <w:t>armature·forcerange 입력용 RI85 구동기 로터 관성·감속비·정격/피크 토크를 A2/BOM에 ICD 항목으로 요청해도 될지 여쭙니다.</w:t>
-            </w:r>
-            <w:proofErr w:type="gramStart"/>
-            <w:proofErr w:type="gramEnd"/>
+              <w:t>armature·forcerange용 RI85 로터 관성·감속비·토크를 A2/BOM에 ICD 항목으로 요청해도 될지 여쭙니다.</w:t>
+            </w:r>
           </w:p>
         </w:tc>
         <w:tc>
@@ -1502,7 +1553,6 @@
             <w:pPr>
               <w:spacing w:before="10" w:after="10"/>
             </w:pPr>
-            <w:r/>
           </w:p>
         </w:tc>
       </w:tr>
@@ -1686,7 +1736,7 @@
               <w:rPr>
                 <w:sz w:val="16"/>
               </w:rPr>
-              <w:t>FreeCAD 1.0 설치 → 양팔로봇 STEP 링크 분할표, 링크별 visual/collision STL 변환 절차서(원본 커밋 금지)</w:t>
+              <w:t>FreeCAD 1.0 설치 → STEP 링크 분할표, 링크별 visual/collision STL 변환 절차서</w:t>
             </w:r>
           </w:p>
         </w:tc>
@@ -1751,7 +1801,7 @@
               <w:rPr>
                 <w:sz w:val="16"/>
               </w:rPr>
-              <w:t>링크별 질량·COM·관성 표(FreeCAD·trimesh·BOM 3자 비교) → URDF inertial 블록, 평행축 검산</w:t>
+              <w:t>링크별 질량·COM·관성 표(FreeCAD·trimesh·BOM 비교) → URDF inertial 블록</w:t>
             </w:r>
           </w:p>
         </w:tc>
@@ -1816,23 +1866,30 @@
               <w:rPr>
                 <w:sz w:val="16"/>
               </w:rPr>
-              <w:t>박종진 골격 joint origin vs CAD 축 검증표, v0 URDF MuJoCo 로드 캡처, 구술 준비, week04 태그</w:t>
+              <w:t xml:space="preserve">박종진 골격 joint origin vs CAD 축 </w:t>
             </w:r>
             <w:proofErr w:type="spellStart"/>
+            <w:r>
+              <w:rPr>
+                <w:sz w:val="16"/>
+              </w:rPr>
+              <w:t>검증표</w:t>
+            </w:r>
             <w:proofErr w:type="spellEnd"/>
+            <w:r>
+              <w:rPr>
+                <w:sz w:val="16"/>
+              </w:rPr>
+              <w:t>, v0 URDF 로드 캡처, week04 태그</w:t>
+            </w:r>
           </w:p>
         </w:tc>
       </w:tr>
     </w:tbl>
     <w:p>
       <w:pPr>
-        <w:spacing w:before="0" w:after="0" w:line="20" w:lineRule="exact"/>
+        <w:spacing w:line="20" w:lineRule="exact"/>
       </w:pPr>
-      <w:r>
-        <w:rPr>
-          <w:sz w:val="2"/>
-        </w:rPr>
-      </w:r>
     </w:p>
     <w:sectPr>
       <w:footerReference w:type="default" r:id="rId7"/>
